--- a/docs/Development_Documentation.docx
+++ b/docs/Development_Documentation.docx
@@ -270,7 +270,7 @@
           </w:tcPr>
           <w:p>
             <w:r>
-              <w:t>2026-05-20 00:25</w:t>
+              <w:t>2026-05-20 00:46</w:t>
             </w:r>
           </w:p>
         </w:tc>
